--- a/bachelor-3/semester-1/web-programming/labs/lab9/lab9.docx
+++ b/bachelor-3/semester-1/web-programming/labs/lab9/lab9.docx
@@ -171,7 +171,6 @@
           <w:color w:val="000000" w:themeColor="text1"/>
           <w:sz w:val="28"/>
           <w:szCs w:val="28"/>
-          <w:lang w:val="en-US"/>
         </w:rPr>
       </w:pPr>
     </w:p>
@@ -788,6 +787,7 @@
           <w:bCs/>
           <w:sz w:val="28"/>
           <w:szCs w:val="28"/>
+          <w:lang w:val="en-US"/>
         </w:rPr>
       </w:pPr>
       <w:r>
@@ -798,7 +798,18 @@
           <w:sz w:val="28"/>
           <w:szCs w:val="28"/>
         </w:rPr>
-        <w:t xml:space="preserve">Файл </w:t>
+        <w:t>Файл</w:t>
+      </w:r>
+      <w:r>
+        <w:rPr>
+          <w:rFonts w:ascii="Times New Roman" w:hAnsi="Times New Roman" w:cs="Times New Roman"/>
+          <w:b/>
+          <w:bCs/>
+          <w:sz w:val="28"/>
+          <w:szCs w:val="28"/>
+          <w:lang w:val="en-US"/>
+        </w:rPr>
+        <w:t xml:space="preserve"> </w:t>
       </w:r>
       <w:r>
         <w:rPr>
@@ -2112,6 +2123,7 @@
           <w:bCs/>
           <w:sz w:val="28"/>
           <w:szCs w:val="28"/>
+          <w:lang w:val="en-US"/>
         </w:rPr>
       </w:pPr>
     </w:p>
@@ -5477,6 +5489,7 @@
           <w:bCs/>
           <w:sz w:val="28"/>
           <w:szCs w:val="28"/>
+          <w:lang w:val="en-US"/>
         </w:rPr>
       </w:pPr>
     </w:p>
@@ -5516,6 +5529,7 @@
           <w:rFonts w:ascii="Times New Roman" w:hAnsi="Times New Roman" w:cs="Times New Roman"/>
           <w:b/>
           <w:bCs/>
+          <w:noProof/>
           <w:sz w:val="28"/>
           <w:szCs w:val="28"/>
         </w:rPr>
@@ -5595,95 +5609,152 @@
           <w:rFonts w:ascii="Times New Roman" w:hAnsi="Times New Roman" w:cs="Times New Roman"/>
           <w:sz w:val="28"/>
           <w:szCs w:val="28"/>
+        </w:rPr>
+      </w:pPr>
+      <w:r>
+        <w:rPr>
+          <w:rFonts w:ascii="Times New Roman" w:hAnsi="Times New Roman" w:cs="Times New Roman"/>
+          <w:sz w:val="28"/>
+          <w:szCs w:val="28"/>
+        </w:rPr>
+        <w:t xml:space="preserve">В ходе выполнения лабораторной работы №9 была изучена технология модульного тестирования </w:t>
+      </w:r>
+      <w:r>
+        <w:rPr>
+          <w:rFonts w:ascii="Times New Roman" w:hAnsi="Times New Roman" w:cs="Times New Roman"/>
+          <w:sz w:val="28"/>
+          <w:szCs w:val="28"/>
           <w:lang w:val="en-US"/>
         </w:rPr>
+        <w:t>web</w:t>
+      </w:r>
+      <w:r>
+        <w:rPr>
+          <w:rFonts w:ascii="Times New Roman" w:hAnsi="Times New Roman" w:cs="Times New Roman"/>
+          <w:sz w:val="28"/>
+          <w:szCs w:val="28"/>
+        </w:rPr>
+        <w:t xml:space="preserve">-приложения с помощью фреймворка </w:t>
+      </w:r>
+      <w:r>
+        <w:rPr>
+          <w:rFonts w:ascii="Times New Roman" w:hAnsi="Times New Roman" w:cs="Times New Roman"/>
+          <w:sz w:val="28"/>
+          <w:szCs w:val="28"/>
+          <w:lang w:val="en-US"/>
+        </w:rPr>
+        <w:t>Mockito</w:t>
+      </w:r>
+      <w:r>
+        <w:rPr>
+          <w:rFonts w:ascii="Times New Roman" w:hAnsi="Times New Roman" w:cs="Times New Roman"/>
+          <w:sz w:val="28"/>
+          <w:szCs w:val="28"/>
+        </w:rPr>
+        <w:t xml:space="preserve">. </w:t>
+      </w:r>
+      <w:r>
+        <w:rPr>
+          <w:rFonts w:ascii="Times New Roman" w:hAnsi="Times New Roman" w:cs="Times New Roman"/>
+          <w:sz w:val="28"/>
+          <w:szCs w:val="28"/>
+        </w:rPr>
+        <w:t xml:space="preserve">Реализован тест </w:t>
+      </w:r>
+      <w:proofErr w:type="spellStart"/>
+      <w:r>
+        <w:rPr>
+          <w:rFonts w:ascii="Times New Roman" w:hAnsi="Times New Roman" w:cs="Times New Roman"/>
+          <w:sz w:val="28"/>
+          <w:szCs w:val="28"/>
+          <w:lang w:val="en-US"/>
+        </w:rPr>
+        <w:t>HelloServletTest</w:t>
+      </w:r>
+      <w:proofErr w:type="spellEnd"/>
+      <w:r>
+        <w:rPr>
+          <w:rFonts w:ascii="Times New Roman" w:hAnsi="Times New Roman" w:cs="Times New Roman"/>
+          <w:sz w:val="28"/>
+          <w:szCs w:val="28"/>
+        </w:rPr>
+        <w:t>.</w:t>
+      </w:r>
+      <w:r>
+        <w:rPr>
+          <w:rFonts w:ascii="Times New Roman" w:hAnsi="Times New Roman" w:cs="Times New Roman"/>
+          <w:sz w:val="28"/>
+          <w:szCs w:val="28"/>
+          <w:lang w:val="en-US"/>
+        </w:rPr>
+        <w:t>java</w:t>
+      </w:r>
+      <w:r>
+        <w:rPr>
+          <w:rFonts w:ascii="Times New Roman" w:hAnsi="Times New Roman" w:cs="Times New Roman"/>
+          <w:sz w:val="28"/>
+          <w:szCs w:val="28"/>
+        </w:rPr>
+        <w:t>, в ходе выполнения которого было выявлено, что приложение проходит каждое из 7 тестов, что говорит о его корректной работе.</w:t>
+      </w:r>
+    </w:p>
+    <w:p>
+      <w:pPr>
+        <w:spacing w:after="0" w:line="360" w:lineRule="auto"/>
+        <w:rPr>
+          <w:rFonts w:ascii="Times New Roman" w:hAnsi="Times New Roman" w:cs="Times New Roman"/>
+          <w:b/>
+          <w:sz w:val="28"/>
+          <w:szCs w:val="28"/>
+        </w:rPr>
       </w:pPr>
       <w:r>
         <w:rPr>
           <w:rFonts w:ascii="Times New Roman" w:hAnsi="Times New Roman" w:cs="Times New Roman"/>
-          <w:sz w:val="28"/>
-          <w:szCs w:val="28"/>
-        </w:rPr>
-        <w:t xml:space="preserve">В ходе выполнения лабораторной работы №9 была изучена технология модульного тестирования </w:t>
-      </w:r>
-      <w:r>
-        <w:rPr>
-          <w:rFonts w:ascii="Times New Roman" w:hAnsi="Times New Roman" w:cs="Times New Roman"/>
-          <w:sz w:val="28"/>
-          <w:szCs w:val="28"/>
-          <w:lang w:val="en-US"/>
-        </w:rPr>
-        <w:t>web</w:t>
-      </w:r>
-      <w:r>
-        <w:rPr>
-          <w:rFonts w:ascii="Times New Roman" w:hAnsi="Times New Roman" w:cs="Times New Roman"/>
-          <w:sz w:val="28"/>
-          <w:szCs w:val="28"/>
-        </w:rPr>
-        <w:t xml:space="preserve">-приложения с помощью фреймворка </w:t>
-      </w:r>
-      <w:r>
-        <w:rPr>
-          <w:rFonts w:ascii="Times New Roman" w:hAnsi="Times New Roman" w:cs="Times New Roman"/>
-          <w:sz w:val="28"/>
-          <w:szCs w:val="28"/>
-          <w:lang w:val="en-US"/>
-        </w:rPr>
-        <w:t>Mockito</w:t>
-      </w:r>
-      <w:r>
-        <w:rPr>
-          <w:rFonts w:ascii="Times New Roman" w:hAnsi="Times New Roman" w:cs="Times New Roman"/>
-          <w:sz w:val="28"/>
-          <w:szCs w:val="28"/>
-        </w:rPr>
-        <w:t xml:space="preserve">. </w:t>
-      </w:r>
-      <w:r>
-        <w:rPr>
-          <w:rFonts w:ascii="Times New Roman" w:hAnsi="Times New Roman" w:cs="Times New Roman"/>
-          <w:sz w:val="28"/>
-          <w:szCs w:val="28"/>
-        </w:rPr>
-        <w:t xml:space="preserve">Реализован тест </w:t>
-      </w:r>
-      <w:proofErr w:type="spellStart"/>
-      <w:r>
-        <w:rPr>
-          <w:rFonts w:ascii="Times New Roman" w:hAnsi="Times New Roman" w:cs="Times New Roman"/>
-          <w:sz w:val="28"/>
-          <w:szCs w:val="28"/>
-          <w:lang w:val="en-US"/>
-        </w:rPr>
-        <w:t>HelloServletTest</w:t>
-      </w:r>
-      <w:proofErr w:type="spellEnd"/>
-      <w:r>
-        <w:rPr>
-          <w:rFonts w:ascii="Times New Roman" w:hAnsi="Times New Roman" w:cs="Times New Roman"/>
-          <w:sz w:val="28"/>
-          <w:szCs w:val="28"/>
-        </w:rPr>
-        <w:t>.</w:t>
-      </w:r>
-      <w:r>
-        <w:rPr>
-          <w:rFonts w:ascii="Times New Roman" w:hAnsi="Times New Roman" w:cs="Times New Roman"/>
-          <w:sz w:val="28"/>
-          <w:szCs w:val="28"/>
-          <w:lang w:val="en-US"/>
-        </w:rPr>
-        <w:t>java</w:t>
-      </w:r>
-      <w:r>
-        <w:rPr>
-          <w:rFonts w:ascii="Times New Roman" w:hAnsi="Times New Roman" w:cs="Times New Roman"/>
-          <w:sz w:val="28"/>
-          <w:szCs w:val="28"/>
-        </w:rPr>
-        <w:t>, в ходе выполнения которого было выявлено, что приложение проходит каждое из 7 тестов, что говорит о его корректной работе.</w:t>
-      </w:r>
+          <w:b/>
+          <w:sz w:val="28"/>
+          <w:szCs w:val="28"/>
+        </w:rPr>
+        <w:t>Ссылка на репозиторий с исходным кодом.</w:t>
+      </w:r>
+    </w:p>
+    <w:p>
+      <w:pPr>
+        <w:spacing w:after="0" w:line="360" w:lineRule="auto"/>
+        <w:rPr>
+          <w:rFonts w:ascii="Times New Roman" w:hAnsi="Times New Roman" w:cs="Times New Roman"/>
+          <w:bCs/>
+          <w:sz w:val="28"/>
+          <w:szCs w:val="28"/>
+        </w:rPr>
+      </w:pPr>
+      <w:r>
+        <w:rPr>
+          <w:rFonts w:ascii="Times New Roman" w:hAnsi="Times New Roman" w:cs="Times New Roman"/>
+          <w:bCs/>
+          <w:sz w:val="28"/>
+          <w:szCs w:val="28"/>
+        </w:rPr>
+        <w:t>https://github.com/petrukpyotr/university/tree/main/bachelor-3/semester-1/web-programming/labs/lab</w:t>
+      </w:r>
+      <w:r>
+        <w:rPr>
+          <w:rFonts w:ascii="Times New Roman" w:hAnsi="Times New Roman" w:cs="Times New Roman"/>
+          <w:bCs/>
+          <w:sz w:val="28"/>
+          <w:szCs w:val="28"/>
+        </w:rPr>
+        <w:t>9</w:t>
+      </w:r>
+    </w:p>
+    <w:p>
+      <w:pPr>
+        <w:rPr>
+          <w:rFonts w:ascii="Times New Roman" w:hAnsi="Times New Roman" w:cs="Times New Roman"/>
+          <w:sz w:val="28"/>
+          <w:szCs w:val="28"/>
+        </w:rPr>
+      </w:pPr>
     </w:p>
     <w:sectPr>
       <w:pgSz w:w="11906" w:h="16838"/>
